--- a/4EPHblN_PyCCKNN_kejs_7/демо/test_output_word.docx
+++ b/4EPHblN_PyCCKNN_kejs_7/демо/test_output_word.docx
@@ -7,14 +7,14 @@
         <w:pStyle w:val="aa"/>
         <w:jc w:val="center"/>
         <w:rPr>
-          <w:rFonts w:ascii="null" w:hAnsi="null"/>
+          <w:rFonts w:ascii="Times New Roman" w:hAnsi="Times New Roman" w:cs="Times New Roman"/>
           <w:sz w:val="24"/>
           <w:lang w:val="ru-RU"/>
         </w:rPr>
       </w:pPr>
       <w:r>
         <w:rPr>
-          <w:rFonts w:ascii="null" w:hAnsi="null"/>
+          <w:rFonts w:ascii="Times New Roman" w:hAnsi="Times New Roman" w:cs="Times New Roman"/>
           <w:sz w:val="24"/>
           <w:lang w:val="ru-RU"/>
         </w:rPr>
@@ -22,7 +22,7 @@
       </w:r>
       <w:r>
         <w:rPr>
-          <w:rFonts w:ascii="null" w:hAnsi="null"/>
+          <w:rFonts w:ascii="Times New Roman" w:hAnsi="Times New Roman" w:cs="Times New Roman"/>
           <w:sz w:val="24"/>
         </w:rPr>
         <w:t>Word</w:t>
@@ -31,14 +31,14 @@
     <w:p>
       <w:pPr>
         <w:rPr>
-          <w:rFonts w:ascii="null" w:hAnsi="null"/>
+          <w:rFonts w:ascii="Times New Roman" w:hAnsi="Times New Roman" w:cs="Times New Roman"/>
           <w:sz w:val="24"/>
           <w:lang w:val="ru-RU"/>
         </w:rPr>
       </w:pPr>
       <w:r>
         <w:rPr>
-          <w:rFonts w:ascii="null" w:hAnsi="null"/>
+          <w:rFonts w:ascii="Times New Roman" w:hAnsi="Times New Roman" w:cs="Times New Roman"/>
           <w:sz w:val="24"/>
           <w:lang w:val="ru-RU"/>
         </w:rPr>
@@ -49,14 +49,14 @@
       <w:pPr>
         <w:pStyle w:val="1"/>
         <w:rPr>
-          <w:rFonts w:ascii="null" w:hAnsi="null"/>
+          <w:rFonts w:ascii="Times New Roman" w:hAnsi="Times New Roman" w:cs="Times New Roman"/>
           <w:sz w:val="32"/>
           <w:lang w:val="ru-RU"/>
         </w:rPr>
       </w:pPr>
       <w:r>
         <w:rPr>
-          <w:rFonts w:ascii="null" w:hAnsi="null"/>
+          <w:rFonts w:ascii="Times New Roman" w:hAnsi="Times New Roman" w:cs="Times New Roman"/>
           <w:sz w:val="32"/>
           <w:lang w:val="ru-RU"/>
         </w:rPr>
@@ -66,14 +66,14 @@
     <w:p>
       <w:pPr>
         <w:rPr>
-          <w:rFonts w:ascii="null" w:hAnsi="null"/>
+          <w:rFonts w:ascii="Times New Roman" w:hAnsi="Times New Roman" w:cs="Times New Roman"/>
           <w:sz w:val="24"/>
           <w:lang w:val="ru-RU"/>
         </w:rPr>
       </w:pPr>
       <w:r>
         <w:rPr>
-          <w:rFonts w:ascii="null" w:hAnsi="null"/>
+          <w:rFonts w:ascii="Times New Roman" w:hAnsi="Times New Roman" w:cs="Times New Roman"/>
           <w:sz w:val="24"/>
           <w:lang w:val="ru-RU"/>
         </w:rPr>
@@ -81,16 +81,24 @@
       </w:r>
       <w:r>
         <w:rPr>
-          <w:rFonts w:ascii="null" w:hAnsi="null"/>
+          <w:rFonts w:ascii="Times New Roman" w:hAnsi="Times New Roman" w:cs="Times New Roman"/>
+          <w:sz w:val="24"/>
+          <w:lang w:val="ru-RU"/>
+        </w:rPr>
+        <w:t>разными</w:t>
+      </w:r>
+      <w:r>
+        <w:rPr>
+          <w:rFonts w:ascii="Times New Roman" w:hAnsi="Times New Roman" w:cs="Times New Roman"/>
           <w:color w:val="FF0000"/>
           <w:sz w:val="24"/>
           <w:lang w:val="ru-RU"/>
         </w:rPr>
-        <w:t xml:space="preserve">разными </w:t>
+        <w:t xml:space="preserve"> </w:t>
       </w:r>
       <w:r>
         <w:rPr>
-          <w:rFonts w:ascii="null" w:hAnsi="null"/>
+          <w:rFonts w:ascii="Times New Roman" w:hAnsi="Times New Roman" w:cs="Times New Roman"/>
           <w:sz w:val="24"/>
           <w:lang w:val="ru-RU"/>
         </w:rPr>
@@ -98,7 +106,7 @@
       </w:r>
       <w:r>
         <w:rPr>
-          <w:rFonts w:ascii="null" w:hAnsi="null"/>
+          <w:rFonts w:ascii="Times New Roman" w:hAnsi="Times New Roman" w:cs="Times New Roman"/>
           <w:sz w:val="24"/>
           <w:lang w:val="ru-RU"/>
         </w:rPr>
@@ -106,7 +114,7 @@
       </w:r>
       <w:r>
         <w:rPr>
-          <w:rFonts w:ascii="null" w:hAnsi="null"/>
+          <w:rFonts w:ascii="Times New Roman" w:hAnsi="Times New Roman" w:cs="Times New Roman"/>
           <w:sz w:val="24"/>
           <w:lang w:val="ru-RU"/>
         </w:rPr>
@@ -114,7 +122,7 @@
       </w:r>
       <w:r>
         <w:rPr>
-          <w:rFonts w:ascii="null" w:hAnsi="null"/>
+          <w:rFonts w:ascii="Times New Roman" w:hAnsi="Times New Roman" w:cs="Times New Roman"/>
           <w:sz w:val="24"/>
           <w:lang w:val="ru-RU"/>
         </w:rPr>
@@ -122,7 +130,7 @@
       </w:r>
       <w:r>
         <w:rPr>
-          <w:rFonts w:ascii="null" w:hAnsi="null"/>
+          <w:rFonts w:ascii="Times New Roman" w:hAnsi="Times New Roman" w:cs="Times New Roman"/>
           <w:sz w:val="24"/>
           <w:lang w:val="ru-RU"/>
         </w:rPr>
@@ -130,7 +138,7 @@
       </w:r>
       <w:r>
         <w:rPr>
-          <w:rFonts w:ascii="null" w:hAnsi="null"/>
+          <w:rFonts w:ascii="Times New Roman" w:hAnsi="Times New Roman" w:cs="Times New Roman"/>
           <w:sz w:val="24"/>
           <w:lang w:val="ru-RU"/>
         </w:rPr>
@@ -148,14 +156,14 @@
       <w:pPr>
         <w:pStyle w:val="21"/>
         <w:rPr>
-          <w:rFonts w:ascii="null" w:hAnsi="null"/>
+          <w:rFonts w:ascii="Times New Roman" w:hAnsi="Times New Roman" w:cs="Times New Roman"/>
           <w:sz w:val="28"/>
           <w:lang w:val="ru-RU"/>
         </w:rPr>
       </w:pPr>
       <w:r>
         <w:rPr>
-          <w:rFonts w:ascii="null" w:hAnsi="null"/>
+          <w:rFonts w:ascii="Times New Roman" w:hAnsi="Times New Roman" w:cs="Times New Roman"/>
           <w:sz w:val="28"/>
           <w:lang w:val="ru-RU"/>
         </w:rPr>
@@ -165,14 +173,14 @@
     <w:p>
       <w:pPr>
         <w:rPr>
-          <w:rFonts w:ascii="null" w:hAnsi="null"/>
+          <w:rFonts w:ascii="Times New Roman" w:hAnsi="Times New Roman" w:cs="Times New Roman"/>
           <w:sz w:val="24"/>
           <w:lang w:val="ru-RU"/>
         </w:rPr>
       </w:pPr>
       <w:r>
         <w:rPr>
-          <w:rFonts w:ascii="null" w:hAnsi="null"/>
+          <w:rFonts w:ascii="Times New Roman" w:hAnsi="Times New Roman" w:cs="Times New Roman"/>
           <w:sz w:val="24"/>
           <w:lang w:val="ru-RU"/>
         </w:rPr>
@@ -180,7 +188,7 @@
       </w:r>
       <w:r>
         <w:rPr>
-          <w:rFonts w:ascii="null" w:hAnsi="null"/>
+          <w:rFonts w:ascii="Times New Roman" w:hAnsi="Times New Roman" w:cs="Times New Roman"/>
           <w:sz w:val="24"/>
           <w:lang w:val="ru-RU"/>
         </w:rPr>
@@ -190,46 +198,61 @@
     <w:p>
       <w:pPr>
         <w:rPr>
-          <w:rFonts w:ascii="null" w:hAnsi="null"/>
+          <w:rFonts w:ascii="Times New Roman" w:hAnsi="Times New Roman" w:cs="Times New Roman"/>
           <w:sz w:val="24"/>
           <w:lang w:val="ru-RU"/>
         </w:rPr>
       </w:pPr>
       <w:r>
         <w:rPr>
-          <w:rFonts w:ascii="null" w:hAnsi="null"/>
+          <w:rFonts w:ascii="Times New Roman" w:hAnsi="Times New Roman" w:cs="Times New Roman"/>
           <w:sz w:val="24"/>
           <w:lang w:val="ru-RU"/>
         </w:rPr>
-        <w:t>Ответственный: {{Ответственный}}</w:t>
+        <w:t xml:space="preserve">Ответственный: </w:t>
+      </w:r>
+      <w:r>
+        <w:rPr>
+          <w:rFonts w:ascii="Times New Roman" w:hAnsi="Times New Roman" w:cs="Times New Roman"/>
+          <w:sz w:val="24"/>
+          <w:lang w:val="ru-RU"/>
+        </w:rPr>
+        <w:t>Иванов. И.И.</w:t>
       </w:r>
     </w:p>
     <w:p>
       <w:pPr>
         <w:rPr>
-          <w:rFonts w:ascii="null" w:hAnsi="null"/>
+          <w:rFonts w:ascii="Times New Roman" w:hAnsi="Times New Roman" w:cs="Times New Roman"/>
           <w:sz w:val="24"/>
         </w:rPr>
       </w:pPr>
       <w:r>
         <w:rPr>
-          <w:rFonts w:ascii="null" w:hAnsi="null"/>
+          <w:rFonts w:ascii="Times New Roman" w:hAnsi="Times New Roman" w:cs="Times New Roman"/>
           <w:sz w:val="24"/>
         </w:rPr>
-        <w:t>Номер договора: {{НомерДоговора}}</w:t>
+        <w:t xml:space="preserve">Номер договора: </w:t>
+      </w:r>
+      <w:r>
+        <w:rPr>
+          <w:rFonts w:ascii="Times New Roman" w:hAnsi="Times New Roman" w:cs="Times New Roman"/>
+          <w:sz w:val="24"/>
+        </w:rPr>
+        <w:t>00945081</w:t>
       </w:r>
     </w:p>
     <w:p>
       <w:pPr>
         <w:pStyle w:val="1"/>
         <w:rPr>
-          <w:rFonts w:ascii="null" w:hAnsi="null"/>
+          <w:rFonts w:ascii="Times New Roman" w:hAnsi="Times New Roman" w:cs="Times New Roman"/>
           <w:sz w:val="32"/>
         </w:rPr>
       </w:pPr>
       <w:r>
         <w:rPr>
-          <w:rFonts w:ascii="null" w:hAnsi="null"/>
+          <w:rFonts w:ascii="Times New Roman" w:hAnsi="Times New Roman" w:cs="Times New Roman"/>
           <w:sz w:val="32"/>
         </w:rPr>
         <w:t>2. Списки</w:t>
@@ -239,13 +262,13 @@
       <w:pPr>
         <w:pStyle w:val="a0"/>
         <w:rPr>
-          <w:rFonts w:ascii="null" w:hAnsi="null"/>
+          <w:rFonts w:ascii="Times New Roman" w:hAnsi="Times New Roman" w:cs="Times New Roman"/>
           <w:sz w:val="24"/>
         </w:rPr>
       </w:pPr>
       <w:r>
         <w:rPr>
-          <w:rFonts w:ascii="null" w:hAnsi="null"/>
+          <w:rFonts w:ascii="Times New Roman" w:hAnsi="Times New Roman" w:cs="Times New Roman"/>
           <w:sz w:val="24"/>
         </w:rPr>
         <w:t>Элемент маркированного списка 1</w:t>
@@ -255,13 +278,13 @@
       <w:pPr>
         <w:pStyle w:val="a0"/>
         <w:rPr>
-          <w:rFonts w:ascii="null" w:hAnsi="null"/>
+          <w:rFonts w:ascii="Times New Roman" w:hAnsi="Times New Roman" w:cs="Times New Roman"/>
           <w:sz w:val="24"/>
         </w:rPr>
       </w:pPr>
       <w:r>
         <w:rPr>
-          <w:rFonts w:ascii="null" w:hAnsi="null"/>
+          <w:rFonts w:ascii="Times New Roman" w:hAnsi="Times New Roman" w:cs="Times New Roman"/>
           <w:sz w:val="24"/>
         </w:rPr>
         <w:t>Элемент маркированного списка 2</w:t>
@@ -271,13 +294,13 @@
       <w:pPr>
         <w:pStyle w:val="a"/>
         <w:rPr>
-          <w:rFonts w:ascii="null" w:hAnsi="null"/>
+          <w:rFonts w:ascii="Times New Roman" w:hAnsi="Times New Roman" w:cs="Times New Roman"/>
           <w:sz w:val="24"/>
         </w:rPr>
       </w:pPr>
       <w:r>
         <w:rPr>
-          <w:rFonts w:ascii="null" w:hAnsi="null"/>
+          <w:rFonts w:ascii="Times New Roman" w:hAnsi="Times New Roman" w:cs="Times New Roman"/>
           <w:sz w:val="24"/>
         </w:rPr>
         <w:t>Элемент нумерованного списка 1</w:t>
@@ -287,13 +310,13 @@
       <w:pPr>
         <w:pStyle w:val="a"/>
         <w:rPr>
-          <w:rFonts w:ascii="null" w:hAnsi="null"/>
+          <w:rFonts w:ascii="Times New Roman" w:hAnsi="Times New Roman" w:cs="Times New Roman"/>
           <w:sz w:val="24"/>
         </w:rPr>
       </w:pPr>
       <w:r>
         <w:rPr>
-          <w:rFonts w:ascii="null" w:hAnsi="null"/>
+          <w:rFonts w:ascii="Times New Roman" w:hAnsi="Times New Roman" w:cs="Times New Roman"/>
           <w:sz w:val="24"/>
         </w:rPr>
         <w:t>Элемент нумерованного списка 2</w:t>
@@ -303,13 +326,13 @@
       <w:pPr>
         <w:pStyle w:val="1"/>
         <w:rPr>
-          <w:rFonts w:ascii="null" w:hAnsi="null"/>
+          <w:rFonts w:ascii="Times New Roman" w:hAnsi="Times New Roman" w:cs="Times New Roman"/>
           <w:sz w:val="32"/>
         </w:rPr>
       </w:pPr>
       <w:r>
         <w:rPr>
-          <w:rFonts w:ascii="null" w:hAnsi="null"/>
+          <w:rFonts w:ascii="Times New Roman" w:hAnsi="Times New Roman" w:cs="Times New Roman"/>
           <w:sz w:val="32"/>
         </w:rPr>
         <w:t>3. Таблицы</w:t>
@@ -324,8 +347,8 @@
       </w:tblPr>
       <w:tblGrid>
         <w:gridCol w:w="2157"/>
-        <w:gridCol w:w="2159"/>
-        <w:gridCol w:w="2156"/>
+        <w:gridCol w:w="2158"/>
+        <w:gridCol w:w="2157"/>
         <w:gridCol w:w="2158"/>
       </w:tblGrid>
       <w:tr>
@@ -335,24 +358,19 @@
         <w:tc>
           <w:tcPr>
             <w:tcW w:w="2160" w:type="dxa"/>
-            <w:tcBorders>
-              <w:bottom w:val="single" w:sz="4" w:space="0" w:color="auto"/>
-              <w:tl2br w:val="single" w:sz="4" w:space="0" w:color="auto"/>
-              <w:tr2bl w:val="single" w:sz="4" w:space="0" w:color="auto"/>
-            </w:tcBorders>
             <w:shd w:val="clear" w:color="auto" w:fill="F2F2F2"/>
           </w:tcPr>
           <w:p>
             <w:pPr>
               <w:rPr>
-                <w:rFonts w:ascii="null" w:hAnsi="null"/>
+                <w:rFonts w:ascii="Times New Roman" w:hAnsi="Times New Roman" w:cs="Times New Roman"/>
                 <w:b/>
                 <w:sz w:val="24"/>
               </w:rPr>
             </w:pPr>
             <w:r>
               <w:rPr>
-                <w:rFonts w:ascii="null" w:hAnsi="null"/>
+                <w:rFonts w:ascii="Times New Roman" w:hAnsi="Times New Roman" w:cs="Times New Roman"/>
                 <w:b/>
                 <w:sz w:val="24"/>
               </w:rPr>
@@ -363,24 +381,19 @@
         <w:tc>
           <w:tcPr>
             <w:tcW w:w="2160" w:type="dxa"/>
-            <w:tcBorders>
-              <w:bottom w:val="single" w:sz="4" w:space="0" w:color="auto"/>
-              <w:tl2br w:val="single" w:sz="4" w:space="0" w:color="auto"/>
-              <w:tr2bl w:val="single" w:sz="4" w:space="0" w:color="auto"/>
-            </w:tcBorders>
             <w:shd w:val="clear" w:color="auto" w:fill="F2F2F2"/>
           </w:tcPr>
           <w:p>
             <w:pPr>
               <w:rPr>
-                <w:rFonts w:ascii="null" w:hAnsi="null"/>
+                <w:rFonts w:ascii="Times New Roman" w:hAnsi="Times New Roman" w:cs="Times New Roman"/>
                 <w:b/>
                 <w:sz w:val="24"/>
               </w:rPr>
             </w:pPr>
             <w:r>
               <w:rPr>
-                <w:rFonts w:ascii="null" w:hAnsi="null"/>
+                <w:rFonts w:ascii="Times New Roman" w:hAnsi="Times New Roman" w:cs="Times New Roman"/>
                 <w:b/>
                 <w:sz w:val="24"/>
               </w:rPr>
@@ -391,24 +404,19 @@
         <w:tc>
           <w:tcPr>
             <w:tcW w:w="2160" w:type="dxa"/>
-            <w:tcBorders>
-              <w:bottom w:val="single" w:sz="4" w:space="0" w:color="auto"/>
-              <w:tl2br w:val="single" w:sz="4" w:space="0" w:color="auto"/>
-              <w:tr2bl w:val="single" w:sz="4" w:space="0" w:color="auto"/>
-            </w:tcBorders>
             <w:shd w:val="clear" w:color="auto" w:fill="F2F2F2"/>
           </w:tcPr>
           <w:p>
             <w:pPr>
               <w:rPr>
-                <w:rFonts w:ascii="null" w:hAnsi="null"/>
+                <w:rFonts w:ascii="Times New Roman" w:hAnsi="Times New Roman" w:cs="Times New Roman"/>
                 <w:b/>
                 <w:sz w:val="24"/>
               </w:rPr>
             </w:pPr>
             <w:r>
               <w:rPr>
-                <w:rFonts w:ascii="null" w:hAnsi="null"/>
+                <w:rFonts w:ascii="Times New Roman" w:hAnsi="Times New Roman" w:cs="Times New Roman"/>
                 <w:b/>
                 <w:sz w:val="24"/>
               </w:rPr>
@@ -419,24 +427,19 @@
         <w:tc>
           <w:tcPr>
             <w:tcW w:w="2160" w:type="dxa"/>
-            <w:tcBorders>
-              <w:bottom w:val="single" w:sz="4" w:space="0" w:color="auto"/>
-              <w:tl2br w:val="single" w:sz="4" w:space="0" w:color="auto"/>
-              <w:tr2bl w:val="single" w:sz="4" w:space="0" w:color="auto"/>
-            </w:tcBorders>
             <w:shd w:val="clear" w:color="auto" w:fill="F2F2F2"/>
           </w:tcPr>
           <w:p>
             <w:pPr>
               <w:rPr>
-                <w:rFonts w:ascii="null" w:hAnsi="null"/>
+                <w:rFonts w:ascii="Times New Roman" w:hAnsi="Times New Roman" w:cs="Times New Roman"/>
                 <w:b/>
                 <w:sz w:val="24"/>
               </w:rPr>
             </w:pPr>
             <w:r>
               <w:rPr>
-                <w:rFonts w:ascii="null" w:hAnsi="null"/>
+                <w:rFonts w:ascii="Times New Roman" w:hAnsi="Times New Roman" w:cs="Times New Roman"/>
                 <w:b/>
                 <w:sz w:val="24"/>
               </w:rPr>
@@ -452,22 +455,17 @@
         <w:tc>
           <w:tcPr>
             <w:tcW w:w="2160" w:type="dxa"/>
-            <w:tcBorders>
-              <w:bottom w:val="single" w:sz="4" w:space="0" w:color="auto"/>
-              <w:tl2br w:val="single" w:sz="4" w:space="0" w:color="auto"/>
-              <w:tr2bl w:val="single" w:sz="4" w:space="0" w:color="auto"/>
-            </w:tcBorders>
           </w:tcPr>
           <w:p>
             <w:pPr>
               <w:rPr>
-                <w:rFonts w:ascii="null" w:hAnsi="null"/>
+                <w:rFonts w:ascii="Times New Roman" w:hAnsi="Times New Roman" w:cs="Times New Roman"/>
                 <w:sz w:val="24"/>
               </w:rPr>
             </w:pPr>
             <w:r>
               <w:rPr>
-                <w:rFonts w:ascii="null" w:hAnsi="null"/>
+                <w:rFonts w:ascii="Times New Roman" w:hAnsi="Times New Roman" w:cs="Times New Roman"/>
                 <w:sz w:val="24"/>
               </w:rPr>
               <w:t>Иван Иванов</w:t>
@@ -477,22 +475,17 @@
         <w:tc>
           <w:tcPr>
             <w:tcW w:w="2160" w:type="dxa"/>
-            <w:tcBorders>
-              <w:bottom w:val="single" w:sz="4" w:space="0" w:color="auto"/>
-              <w:tl2br w:val="single" w:sz="4" w:space="0" w:color="auto"/>
-              <w:tr2bl w:val="single" w:sz="4" w:space="0" w:color="auto"/>
-            </w:tcBorders>
           </w:tcPr>
           <w:p>
             <w:pPr>
               <w:rPr>
-                <w:rFonts w:ascii="null" w:hAnsi="null"/>
+                <w:rFonts w:ascii="Times New Roman" w:hAnsi="Times New Roman" w:cs="Times New Roman"/>
                 <w:sz w:val="24"/>
               </w:rPr>
             </w:pPr>
             <w:r>
               <w:rPr>
-                <w:rFonts w:ascii="null" w:hAnsi="null"/>
+                <w:rFonts w:ascii="Times New Roman" w:hAnsi="Times New Roman" w:cs="Times New Roman"/>
                 <w:sz w:val="24"/>
               </w:rPr>
               <w:t>Разработчик</w:t>
@@ -502,22 +495,17 @@
         <w:tc>
           <w:tcPr>
             <w:tcW w:w="2160" w:type="dxa"/>
-            <w:tcBorders>
-              <w:bottom w:val="single" w:sz="4" w:space="0" w:color="auto"/>
-              <w:tl2br w:val="single" w:sz="4" w:space="0" w:color="auto"/>
-              <w:tr2bl w:val="single" w:sz="4" w:space="0" w:color="auto"/>
-            </w:tcBorders>
           </w:tcPr>
           <w:p>
             <w:pPr>
               <w:rPr>
-                <w:rFonts w:ascii="null" w:hAnsi="null"/>
+                <w:rFonts w:ascii="Times New Roman" w:hAnsi="Times New Roman" w:cs="Times New Roman"/>
                 <w:sz w:val="24"/>
               </w:rPr>
             </w:pPr>
             <w:r>
               <w:rPr>
-                <w:rFonts w:ascii="null" w:hAnsi="null"/>
+                <w:rFonts w:ascii="Times New Roman" w:hAnsi="Times New Roman" w:cs="Times New Roman"/>
                 <w:sz w:val="24"/>
               </w:rPr>
               <w:t>IT</w:t>
@@ -527,22 +515,17 @@
         <w:tc>
           <w:tcPr>
             <w:tcW w:w="2160" w:type="dxa"/>
-            <w:tcBorders>
-              <w:bottom w:val="single" w:sz="4" w:space="0" w:color="auto"/>
-              <w:tl2br w:val="single" w:sz="4" w:space="0" w:color="auto"/>
-              <w:tr2bl w:val="single" w:sz="4" w:space="0" w:color="auto"/>
-            </w:tcBorders>
           </w:tcPr>
           <w:p>
             <w:pPr>
               <w:rPr>
-                <w:rFonts w:ascii="null" w:hAnsi="null"/>
+                <w:rFonts w:ascii="Times New Roman" w:hAnsi="Times New Roman" w:cs="Times New Roman"/>
                 <w:sz w:val="24"/>
               </w:rPr>
             </w:pPr>
             <w:r>
               <w:rPr>
-                <w:rFonts w:ascii="null" w:hAnsi="null"/>
+                <w:rFonts w:ascii="Times New Roman" w:hAnsi="Times New Roman" w:cs="Times New Roman"/>
                 <w:sz w:val="24"/>
               </w:rPr>
               <w:t>20.05.2026</w:t>
@@ -557,22 +540,17 @@
         <w:tc>
           <w:tcPr>
             <w:tcW w:w="2160" w:type="dxa"/>
-            <w:tcBorders>
-              <w:bottom w:val="single" w:sz="4" w:space="0" w:color="auto"/>
-              <w:tl2br w:val="single" w:sz="4" w:space="0" w:color="auto"/>
-              <w:tr2bl w:val="single" w:sz="4" w:space="0" w:color="auto"/>
-            </w:tcBorders>
           </w:tcPr>
           <w:p>
             <w:pPr>
               <w:rPr>
-                <w:rFonts w:ascii="null" w:hAnsi="null"/>
+                <w:rFonts w:ascii="Times New Roman" w:hAnsi="Times New Roman" w:cs="Times New Roman"/>
                 <w:sz w:val="24"/>
               </w:rPr>
             </w:pPr>
             <w:r>
               <w:rPr>
-                <w:rFonts w:ascii="null" w:hAnsi="null"/>
+                <w:rFonts w:ascii="Times New Roman" w:hAnsi="Times New Roman" w:cs="Times New Roman"/>
                 <w:sz w:val="24"/>
               </w:rPr>
               <w:t>Петр Петров</w:t>
@@ -582,22 +560,17 @@
         <w:tc>
           <w:tcPr>
             <w:tcW w:w="2160" w:type="dxa"/>
-            <w:tcBorders>
-              <w:bottom w:val="single" w:sz="4" w:space="0" w:color="auto"/>
-              <w:tl2br w:val="single" w:sz="4" w:space="0" w:color="auto"/>
-              <w:tr2bl w:val="single" w:sz="4" w:space="0" w:color="auto"/>
-            </w:tcBorders>
           </w:tcPr>
           <w:p>
             <w:pPr>
               <w:rPr>
-                <w:rFonts w:ascii="null" w:hAnsi="null"/>
+                <w:rFonts w:ascii="Times New Roman" w:hAnsi="Times New Roman" w:cs="Times New Roman"/>
                 <w:sz w:val="24"/>
               </w:rPr>
             </w:pPr>
             <w:r>
               <w:rPr>
-                <w:rFonts w:ascii="null" w:hAnsi="null"/>
+                <w:rFonts w:ascii="Times New Roman" w:hAnsi="Times New Roman" w:cs="Times New Roman"/>
                 <w:sz w:val="24"/>
               </w:rPr>
               <w:t>Аналитик</w:t>
@@ -607,22 +580,17 @@
         <w:tc>
           <w:tcPr>
             <w:tcW w:w="2160" w:type="dxa"/>
-            <w:tcBorders>
-              <w:bottom w:val="single" w:sz="4" w:space="0" w:color="auto"/>
-              <w:tl2br w:val="single" w:sz="4" w:space="0" w:color="auto"/>
-              <w:tr2bl w:val="single" w:sz="4" w:space="0" w:color="auto"/>
-            </w:tcBorders>
           </w:tcPr>
           <w:p>
             <w:pPr>
               <w:rPr>
-                <w:rFonts w:ascii="null" w:hAnsi="null"/>
+                <w:rFonts w:ascii="Times New Roman" w:hAnsi="Times New Roman" w:cs="Times New Roman"/>
                 <w:sz w:val="24"/>
               </w:rPr>
             </w:pPr>
             <w:r>
               <w:rPr>
-                <w:rFonts w:ascii="null" w:hAnsi="null"/>
+                <w:rFonts w:ascii="Times New Roman" w:hAnsi="Times New Roman" w:cs="Times New Roman"/>
                 <w:sz w:val="24"/>
               </w:rPr>
               <w:t>Бизнес</w:t>
@@ -632,22 +600,17 @@
         <w:tc>
           <w:tcPr>
             <w:tcW w:w="2160" w:type="dxa"/>
-            <w:tcBorders>
-              <w:bottom w:val="single" w:sz="4" w:space="0" w:color="auto"/>
-              <w:tl2br w:val="single" w:sz="4" w:space="0" w:color="auto"/>
-              <w:tr2bl w:val="single" w:sz="4" w:space="0" w:color="auto"/>
-            </w:tcBorders>
           </w:tcPr>
           <w:p>
             <w:pPr>
               <w:rPr>
-                <w:rFonts w:ascii="null" w:hAnsi="null"/>
+                <w:rFonts w:ascii="Times New Roman" w:hAnsi="Times New Roman" w:cs="Times New Roman"/>
                 <w:sz w:val="24"/>
               </w:rPr>
             </w:pPr>
             <w:r>
               <w:rPr>
-                <w:rFonts w:ascii="null" w:hAnsi="null"/>
+                <w:rFonts w:ascii="Times New Roman" w:hAnsi="Times New Roman" w:cs="Times New Roman"/>
                 <w:sz w:val="24"/>
               </w:rPr>
               <w:t>21.05.2026</w:t>
@@ -662,21 +625,17 @@
         <w:tc>
           <w:tcPr>
             <w:tcW w:w="2160" w:type="dxa"/>
-            <w:tcBorders>
-              <w:tl2br w:val="single" w:sz="4" w:space="0" w:color="auto"/>
-              <w:tr2bl w:val="single" w:sz="4" w:space="0" w:color="auto"/>
-            </w:tcBorders>
           </w:tcPr>
           <w:p>
             <w:pPr>
               <w:rPr>
-                <w:rFonts w:ascii="null" w:hAnsi="null"/>
+                <w:rFonts w:ascii="Times New Roman" w:hAnsi="Times New Roman" w:cs="Times New Roman"/>
                 <w:sz w:val="24"/>
               </w:rPr>
             </w:pPr>
             <w:r>
               <w:rPr>
-                <w:rFonts w:ascii="null" w:hAnsi="null"/>
+                <w:rFonts w:ascii="Times New Roman" w:hAnsi="Times New Roman" w:cs="Times New Roman"/>
                 <w:sz w:val="24"/>
               </w:rPr>
               <w:t>Мария Смирнова</w:t>
@@ -686,21 +645,17 @@
         <w:tc>
           <w:tcPr>
             <w:tcW w:w="2160" w:type="dxa"/>
-            <w:tcBorders>
-              <w:tl2br w:val="single" w:sz="4" w:space="0" w:color="auto"/>
-              <w:tr2bl w:val="single" w:sz="4" w:space="0" w:color="auto"/>
-            </w:tcBorders>
           </w:tcPr>
           <w:p>
             <w:pPr>
               <w:rPr>
-                <w:rFonts w:ascii="null" w:hAnsi="null"/>
+                <w:rFonts w:ascii="Times New Roman" w:hAnsi="Times New Roman" w:cs="Times New Roman"/>
                 <w:sz w:val="24"/>
               </w:rPr>
             </w:pPr>
             <w:r>
               <w:rPr>
-                <w:rFonts w:ascii="null" w:hAnsi="null"/>
+                <w:rFonts w:ascii="Times New Roman" w:hAnsi="Times New Roman" w:cs="Times New Roman"/>
                 <w:sz w:val="24"/>
               </w:rPr>
               <w:t>Тестировщик</w:t>
@@ -710,21 +665,17 @@
         <w:tc>
           <w:tcPr>
             <w:tcW w:w="2160" w:type="dxa"/>
-            <w:tcBorders>
-              <w:tl2br w:val="single" w:sz="4" w:space="0" w:color="auto"/>
-              <w:tr2bl w:val="single" w:sz="4" w:space="0" w:color="auto"/>
-            </w:tcBorders>
           </w:tcPr>
           <w:p>
             <w:pPr>
               <w:rPr>
-                <w:rFonts w:ascii="null" w:hAnsi="null"/>
+                <w:rFonts w:ascii="Times New Roman" w:hAnsi="Times New Roman" w:cs="Times New Roman"/>
                 <w:sz w:val="24"/>
               </w:rPr>
             </w:pPr>
             <w:r>
               <w:rPr>
-                <w:rFonts w:ascii="null" w:hAnsi="null"/>
+                <w:rFonts w:ascii="Times New Roman" w:hAnsi="Times New Roman" w:cs="Times New Roman"/>
                 <w:sz w:val="24"/>
               </w:rPr>
               <w:t>QA</w:t>
@@ -734,21 +685,17 @@
         <w:tc>
           <w:tcPr>
             <w:tcW w:w="2160" w:type="dxa"/>
-            <w:tcBorders>
-              <w:tl2br w:val="single" w:sz="4" w:space="0" w:color="auto"/>
-              <w:tr2bl w:val="single" w:sz="4" w:space="0" w:color="auto"/>
-            </w:tcBorders>
           </w:tcPr>
           <w:p>
             <w:pPr>
               <w:rPr>
-                <w:rFonts w:ascii="null" w:hAnsi="null"/>
+                <w:rFonts w:ascii="Times New Roman" w:hAnsi="Times New Roman" w:cs="Times New Roman"/>
                 <w:sz w:val="24"/>
               </w:rPr>
             </w:pPr>
             <w:r>
               <w:rPr>
-                <w:rFonts w:ascii="null" w:hAnsi="null"/>
+                <w:rFonts w:ascii="Times New Roman" w:hAnsi="Times New Roman" w:cs="Times New Roman"/>
                 <w:sz w:val="24"/>
               </w:rPr>
               <w:t>22.05.2026</w:t>
@@ -761,13 +708,13 @@
       <w:pPr>
         <w:pStyle w:val="21"/>
         <w:rPr>
-          <w:rFonts w:ascii="null" w:hAnsi="null"/>
+          <w:rFonts w:ascii="Times New Roman" w:hAnsi="Times New Roman" w:cs="Times New Roman"/>
           <w:sz w:val="28"/>
         </w:rPr>
       </w:pPr>
       <w:r>
         <w:rPr>
-          <w:rFonts w:ascii="null" w:hAnsi="null"/>
+          <w:rFonts w:ascii="Times New Roman" w:hAnsi="Times New Roman" w:cs="Times New Roman"/>
           <w:sz w:val="28"/>
         </w:rPr>
         <w:t>3.1. Таблица с объединением ячеек</w:t>
@@ -796,23 +743,19 @@
           <w:tcPr>
             <w:tcW w:w="8640" w:type="dxa"/>
             <w:gridSpan w:val="3"/>
-            <w:tcBorders>
-              <w:tl2br w:val="single" w:sz="4" w:space="0" w:color="auto"/>
-              <w:tr2bl w:val="single" w:sz="4" w:space="0" w:color="auto"/>
-            </w:tcBorders>
             <w:shd w:val="clear" w:color="auto" w:fill="F2F2F2"/>
           </w:tcPr>
           <w:p>
             <w:pPr>
               <w:rPr>
-                <w:rFonts w:ascii="null" w:hAnsi="null"/>
+                <w:rFonts w:ascii="Times New Roman" w:hAnsi="Times New Roman" w:cs="Times New Roman"/>
                 <w:b/>
                 <w:sz w:val="24"/>
               </w:rPr>
             </w:pPr>
             <w:r>
               <w:rPr>
-                <w:rFonts w:ascii="null" w:hAnsi="null"/>
+                <w:rFonts w:ascii="Times New Roman" w:hAnsi="Times New Roman" w:cs="Times New Roman"/>
                 <w:b/>
                 <w:sz w:val="24"/>
               </w:rPr>
@@ -825,22 +768,17 @@
         <w:tc>
           <w:tcPr>
             <w:tcW w:w="2880" w:type="dxa"/>
-            <w:tcBorders>
-              <w:bottom w:val="single" w:sz="4" w:space="0" w:color="auto"/>
-              <w:tl2br w:val="single" w:sz="4" w:space="0" w:color="auto"/>
-              <w:tr2bl w:val="single" w:sz="4" w:space="0" w:color="auto"/>
-            </w:tcBorders>
           </w:tcPr>
           <w:p>
             <w:pPr>
               <w:rPr>
-                <w:rFonts w:ascii="null" w:hAnsi="null"/>
+                <w:rFonts w:ascii="Times New Roman" w:hAnsi="Times New Roman" w:cs="Times New Roman"/>
                 <w:sz w:val="24"/>
               </w:rPr>
             </w:pPr>
             <w:r>
               <w:rPr>
-                <w:rFonts w:ascii="null" w:hAnsi="null"/>
+                <w:rFonts w:ascii="Times New Roman" w:hAnsi="Times New Roman" w:cs="Times New Roman"/>
                 <w:sz w:val="24"/>
               </w:rPr>
               <w:t>A1</w:t>
@@ -850,22 +788,17 @@
         <w:tc>
           <w:tcPr>
             <w:tcW w:w="2880" w:type="dxa"/>
-            <w:tcBorders>
-              <w:bottom w:val="single" w:sz="4" w:space="0" w:color="auto"/>
-              <w:tl2br w:val="single" w:sz="4" w:space="0" w:color="auto"/>
-              <w:tr2bl w:val="single" w:sz="4" w:space="0" w:color="auto"/>
-            </w:tcBorders>
           </w:tcPr>
           <w:p>
             <w:pPr>
               <w:rPr>
-                <w:rFonts w:ascii="null" w:hAnsi="null"/>
+                <w:rFonts w:ascii="Times New Roman" w:hAnsi="Times New Roman" w:cs="Times New Roman"/>
                 <w:sz w:val="24"/>
               </w:rPr>
             </w:pPr>
             <w:r>
               <w:rPr>
-                <w:rFonts w:ascii="null" w:hAnsi="null"/>
+                <w:rFonts w:ascii="Times New Roman" w:hAnsi="Times New Roman" w:cs="Times New Roman"/>
                 <w:sz w:val="24"/>
               </w:rPr>
               <w:t>B1</w:t>
@@ -875,22 +808,17 @@
         <w:tc>
           <w:tcPr>
             <w:tcW w:w="2880" w:type="dxa"/>
-            <w:tcBorders>
-              <w:bottom w:val="single" w:sz="4" w:space="0" w:color="auto"/>
-              <w:tl2br w:val="single" w:sz="4" w:space="0" w:color="auto"/>
-              <w:tr2bl w:val="single" w:sz="4" w:space="0" w:color="auto"/>
-            </w:tcBorders>
           </w:tcPr>
           <w:p>
             <w:pPr>
               <w:rPr>
-                <w:rFonts w:ascii="null" w:hAnsi="null"/>
+                <w:rFonts w:ascii="Times New Roman" w:hAnsi="Times New Roman" w:cs="Times New Roman"/>
                 <w:sz w:val="24"/>
               </w:rPr>
             </w:pPr>
             <w:r>
               <w:rPr>
-                <w:rFonts w:ascii="null" w:hAnsi="null"/>
+                <w:rFonts w:ascii="Times New Roman" w:hAnsi="Times New Roman" w:cs="Times New Roman"/>
                 <w:sz w:val="24"/>
               </w:rPr>
               <w:t>C1</w:t>
@@ -902,21 +830,17 @@
         <w:tc>
           <w:tcPr>
             <w:tcW w:w="2880" w:type="dxa"/>
-            <w:tcBorders>
-              <w:tl2br w:val="single" w:sz="4" w:space="0" w:color="auto"/>
-              <w:tr2bl w:val="single" w:sz="4" w:space="0" w:color="auto"/>
-            </w:tcBorders>
           </w:tcPr>
           <w:p>
             <w:pPr>
               <w:rPr>
-                <w:rFonts w:ascii="null" w:hAnsi="null"/>
+                <w:rFonts w:ascii="Times New Roman" w:hAnsi="Times New Roman" w:cs="Times New Roman"/>
                 <w:sz w:val="24"/>
               </w:rPr>
             </w:pPr>
             <w:r>
               <w:rPr>
-                <w:rFonts w:ascii="null" w:hAnsi="null"/>
+                <w:rFonts w:ascii="Times New Roman" w:hAnsi="Times New Roman" w:cs="Times New Roman"/>
                 <w:sz w:val="24"/>
               </w:rPr>
               <w:t>A2</w:t>
@@ -926,21 +850,17 @@
         <w:tc>
           <w:tcPr>
             <w:tcW w:w="2880" w:type="dxa"/>
-            <w:tcBorders>
-              <w:tl2br w:val="single" w:sz="4" w:space="0" w:color="auto"/>
-              <w:tr2bl w:val="single" w:sz="4" w:space="0" w:color="auto"/>
-            </w:tcBorders>
           </w:tcPr>
           <w:p>
             <w:pPr>
               <w:rPr>
-                <w:rFonts w:ascii="null" w:hAnsi="null"/>
+                <w:rFonts w:ascii="Times New Roman" w:hAnsi="Times New Roman" w:cs="Times New Roman"/>
                 <w:sz w:val="24"/>
               </w:rPr>
             </w:pPr>
             <w:r>
               <w:rPr>
-                <w:rFonts w:ascii="null" w:hAnsi="null"/>
+                <w:rFonts w:ascii="Times New Roman" w:hAnsi="Times New Roman" w:cs="Times New Roman"/>
                 <w:sz w:val="24"/>
               </w:rPr>
               <w:t>B2</w:t>
@@ -950,21 +870,17 @@
         <w:tc>
           <w:tcPr>
             <w:tcW w:w="2880" w:type="dxa"/>
-            <w:tcBorders>
-              <w:tl2br w:val="single" w:sz="4" w:space="0" w:color="auto"/>
-              <w:tr2bl w:val="single" w:sz="4" w:space="0" w:color="auto"/>
-            </w:tcBorders>
           </w:tcPr>
           <w:p>
             <w:pPr>
               <w:rPr>
-                <w:rFonts w:ascii="null" w:hAnsi="null"/>
+                <w:rFonts w:ascii="Times New Roman" w:hAnsi="Times New Roman" w:cs="Times New Roman"/>
                 <w:sz w:val="24"/>
               </w:rPr>
             </w:pPr>
             <w:r>
               <w:rPr>
-                <w:rFonts w:ascii="null" w:hAnsi="null"/>
+                <w:rFonts w:ascii="Times New Roman" w:hAnsi="Times New Roman" w:cs="Times New Roman"/>
                 <w:sz w:val="24"/>
               </w:rPr>
               <w:t>C2</w:t>
@@ -977,13 +893,13 @@
       <w:pPr>
         <w:pStyle w:val="1"/>
         <w:rPr>
-          <w:rFonts w:ascii="null" w:hAnsi="null"/>
+          <w:rFonts w:ascii="Times New Roman" w:hAnsi="Times New Roman" w:cs="Times New Roman"/>
           <w:sz w:val="32"/>
         </w:rPr>
       </w:pPr>
       <w:r>
         <w:rPr>
-          <w:rFonts w:ascii="null" w:hAnsi="null"/>
+          <w:rFonts w:ascii="Times New Roman" w:hAnsi="Times New Roman" w:cs="Times New Roman"/>
           <w:sz w:val="32"/>
         </w:rPr>
         <w:lastRenderedPageBreak/>
@@ -993,13 +909,13 @@
     <w:p>
       <w:pPr>
         <w:rPr>
-          <w:rFonts w:ascii="null" w:hAnsi="null"/>
+          <w:rFonts w:ascii="Times New Roman" w:hAnsi="Times New Roman" w:cs="Times New Roman"/>
           <w:sz w:val="24"/>
         </w:rPr>
       </w:pPr>
       <w:r>
         <w:rPr>
-          <w:rFonts w:ascii="null" w:hAnsi="null"/>
+          <w:rFonts w:ascii="Times New Roman" w:hAnsi="Times New Roman" w:cs="Times New Roman"/>
           <w:noProof/>
           <w:sz w:val="24"/>
         </w:rPr>
@@ -1056,14 +972,14 @@
       <w:pPr>
         <w:pStyle w:val="1"/>
         <w:rPr>
-          <w:rFonts w:ascii="null" w:hAnsi="null"/>
+          <w:rFonts w:ascii="Times New Roman" w:hAnsi="Times New Roman" w:cs="Times New Roman"/>
           <w:sz w:val="32"/>
           <w:lang w:val="ru-RU"/>
         </w:rPr>
       </w:pPr>
       <w:r>
         <w:rPr>
-          <w:rFonts w:ascii="null" w:hAnsi="null"/>
+          <w:rFonts w:ascii="Times New Roman" w:hAnsi="Times New Roman" w:cs="Times New Roman"/>
           <w:sz w:val="32"/>
           <w:lang w:val="ru-RU"/>
         </w:rPr>
@@ -1074,14 +990,14 @@
     <w:p>
       <w:pPr>
         <w:rPr>
-          <w:rFonts w:ascii="null" w:hAnsi="null"/>
+          <w:rFonts w:ascii="Times New Roman" w:hAnsi="Times New Roman" w:cs="Times New Roman"/>
           <w:sz w:val="24"/>
           <w:lang w:val="ru-RU"/>
         </w:rPr>
       </w:pPr>
       <w:r>
         <w:rPr>
-          <w:rFonts w:ascii="null" w:hAnsi="null"/>
+          <w:rFonts w:ascii="Times New Roman" w:hAnsi="Times New Roman" w:cs="Times New Roman"/>
           <w:sz w:val="24"/>
           <w:lang w:val="ru-RU"/>
         </w:rPr>
@@ -1113,24 +1029,19 @@
         <w:tc>
           <w:tcPr>
             <w:tcW w:w="2206" w:type="dxa"/>
-            <w:tcBorders>
-              <w:bottom w:val="single" w:sz="4" w:space="0" w:color="auto"/>
-              <w:tl2br w:val="single" w:sz="4" w:space="0" w:color="auto"/>
-              <w:tr2bl w:val="single" w:sz="4" w:space="0" w:color="auto"/>
-            </w:tcBorders>
             <w:shd w:val="clear" w:color="auto" w:fill="F2F2F2"/>
           </w:tcPr>
           <w:p>
             <w:pPr>
               <w:rPr>
-                <w:rFonts w:ascii="null" w:hAnsi="null"/>
+                <w:rFonts w:ascii="Times New Roman" w:hAnsi="Times New Roman" w:cs="Times New Roman"/>
                 <w:b/>
                 <w:sz w:val="24"/>
               </w:rPr>
             </w:pPr>
             <w:r>
               <w:rPr>
-                <w:rFonts w:ascii="null" w:hAnsi="null"/>
+                <w:rFonts w:ascii="Times New Roman" w:hAnsi="Times New Roman" w:cs="Times New Roman"/>
                 <w:b/>
                 <w:sz w:val="24"/>
               </w:rPr>
@@ -1141,24 +1052,19 @@
         <w:tc>
           <w:tcPr>
             <w:tcW w:w="2206" w:type="dxa"/>
-            <w:tcBorders>
-              <w:bottom w:val="single" w:sz="4" w:space="0" w:color="auto"/>
-              <w:tl2br w:val="single" w:sz="4" w:space="0" w:color="auto"/>
-              <w:tr2bl w:val="single" w:sz="4" w:space="0" w:color="auto"/>
-            </w:tcBorders>
             <w:shd w:val="clear" w:color="auto" w:fill="F2F2F2"/>
           </w:tcPr>
           <w:p>
             <w:pPr>
               <w:rPr>
-                <w:rFonts w:ascii="null" w:hAnsi="null"/>
+                <w:rFonts w:ascii="Times New Roman" w:hAnsi="Times New Roman" w:cs="Times New Roman"/>
                 <w:b/>
                 <w:sz w:val="24"/>
               </w:rPr>
             </w:pPr>
             <w:r>
               <w:rPr>
-                <w:rFonts w:ascii="null" w:hAnsi="null"/>
+                <w:rFonts w:ascii="Times New Roman" w:hAnsi="Times New Roman" w:cs="Times New Roman"/>
                 <w:b/>
                 <w:sz w:val="24"/>
               </w:rPr>
@@ -1169,24 +1075,19 @@
         <w:tc>
           <w:tcPr>
             <w:tcW w:w="2206" w:type="dxa"/>
-            <w:tcBorders>
-              <w:bottom w:val="single" w:sz="4" w:space="0" w:color="auto"/>
-              <w:tl2br w:val="single" w:sz="4" w:space="0" w:color="auto"/>
-              <w:tr2bl w:val="single" w:sz="4" w:space="0" w:color="auto"/>
-            </w:tcBorders>
             <w:shd w:val="clear" w:color="auto" w:fill="F2F2F2"/>
           </w:tcPr>
           <w:p>
             <w:pPr>
               <w:rPr>
-                <w:rFonts w:ascii="null" w:hAnsi="null"/>
+                <w:rFonts w:ascii="Times New Roman" w:hAnsi="Times New Roman" w:cs="Times New Roman"/>
                 <w:b/>
                 <w:sz w:val="24"/>
               </w:rPr>
             </w:pPr>
             <w:r>
               <w:rPr>
-                <w:rFonts w:ascii="null" w:hAnsi="null"/>
+                <w:rFonts w:ascii="Times New Roman" w:hAnsi="Times New Roman" w:cs="Times New Roman"/>
                 <w:b/>
                 <w:sz w:val="24"/>
               </w:rPr>
@@ -1197,24 +1098,19 @@
         <w:tc>
           <w:tcPr>
             <w:tcW w:w="2206" w:type="dxa"/>
-            <w:tcBorders>
-              <w:bottom w:val="single" w:sz="4" w:space="0" w:color="auto"/>
-              <w:tl2br w:val="single" w:sz="4" w:space="0" w:color="auto"/>
-              <w:tr2bl w:val="single" w:sz="4" w:space="0" w:color="auto"/>
-            </w:tcBorders>
             <w:shd w:val="clear" w:color="auto" w:fill="F2F2F2"/>
           </w:tcPr>
           <w:p>
             <w:pPr>
               <w:rPr>
-                <w:rFonts w:ascii="null" w:hAnsi="null"/>
+                <w:rFonts w:ascii="Times New Roman" w:hAnsi="Times New Roman" w:cs="Times New Roman"/>
                 <w:b/>
                 <w:sz w:val="24"/>
               </w:rPr>
             </w:pPr>
             <w:r>
               <w:rPr>
-                <w:rFonts w:ascii="null" w:hAnsi="null"/>
+                <w:rFonts w:ascii="Times New Roman" w:hAnsi="Times New Roman" w:cs="Times New Roman"/>
                 <w:b/>
                 <w:sz w:val="24"/>
               </w:rPr>
@@ -1225,24 +1121,19 @@
         <w:tc>
           <w:tcPr>
             <w:tcW w:w="2206" w:type="dxa"/>
-            <w:tcBorders>
-              <w:bottom w:val="single" w:sz="4" w:space="0" w:color="auto"/>
-              <w:tl2br w:val="single" w:sz="4" w:space="0" w:color="auto"/>
-              <w:tr2bl w:val="single" w:sz="4" w:space="0" w:color="auto"/>
-            </w:tcBorders>
             <w:shd w:val="clear" w:color="auto" w:fill="F2F2F2"/>
           </w:tcPr>
           <w:p>
             <w:pPr>
               <w:rPr>
-                <w:rFonts w:ascii="null" w:hAnsi="null"/>
+                <w:rFonts w:ascii="Times New Roman" w:hAnsi="Times New Roman" w:cs="Times New Roman"/>
                 <w:b/>
                 <w:sz w:val="24"/>
               </w:rPr>
             </w:pPr>
             <w:r>
               <w:rPr>
-                <w:rFonts w:ascii="null" w:hAnsi="null"/>
+                <w:rFonts w:ascii="Times New Roman" w:hAnsi="Times New Roman" w:cs="Times New Roman"/>
                 <w:b/>
                 <w:sz w:val="24"/>
               </w:rPr>
@@ -1253,24 +1144,19 @@
         <w:tc>
           <w:tcPr>
             <w:tcW w:w="2206" w:type="dxa"/>
-            <w:tcBorders>
-              <w:bottom w:val="single" w:sz="4" w:space="0" w:color="auto"/>
-              <w:tl2br w:val="single" w:sz="4" w:space="0" w:color="auto"/>
-              <w:tr2bl w:val="single" w:sz="4" w:space="0" w:color="auto"/>
-            </w:tcBorders>
             <w:shd w:val="clear" w:color="auto" w:fill="F2F2F2"/>
           </w:tcPr>
           <w:p>
             <w:pPr>
               <w:rPr>
-                <w:rFonts w:ascii="null" w:hAnsi="null"/>
+                <w:rFonts w:ascii="Times New Roman" w:hAnsi="Times New Roman" w:cs="Times New Roman"/>
                 <w:b/>
                 <w:sz w:val="24"/>
               </w:rPr>
             </w:pPr>
             <w:r>
               <w:rPr>
-                <w:rFonts w:ascii="null" w:hAnsi="null"/>
+                <w:rFonts w:ascii="Times New Roman" w:hAnsi="Times New Roman" w:cs="Times New Roman"/>
                 <w:b/>
                 <w:sz w:val="24"/>
               </w:rPr>
@@ -1283,22 +1169,17 @@
         <w:tc>
           <w:tcPr>
             <w:tcW w:w="2206" w:type="dxa"/>
-            <w:tcBorders>
-              <w:bottom w:val="single" w:sz="4" w:space="0" w:color="auto"/>
-              <w:tl2br w:val="single" w:sz="4" w:space="0" w:color="auto"/>
-              <w:tr2bl w:val="single" w:sz="4" w:space="0" w:color="auto"/>
-            </w:tcBorders>
           </w:tcPr>
           <w:p>
             <w:pPr>
               <w:rPr>
-                <w:rFonts w:ascii="null" w:hAnsi="null"/>
+                <w:rFonts w:ascii="Times New Roman" w:hAnsi="Times New Roman" w:cs="Times New Roman"/>
                 <w:sz w:val="24"/>
               </w:rPr>
             </w:pPr>
             <w:r>
               <w:rPr>
-                <w:rFonts w:ascii="null" w:hAnsi="null"/>
+                <w:rFonts w:ascii="Times New Roman" w:hAnsi="Times New Roman" w:cs="Times New Roman"/>
                 <w:sz w:val="24"/>
               </w:rPr>
               <w:t>R2C1</w:t>
@@ -1308,22 +1189,17 @@
         <w:tc>
           <w:tcPr>
             <w:tcW w:w="2206" w:type="dxa"/>
-            <w:tcBorders>
-              <w:bottom w:val="single" w:sz="4" w:space="0" w:color="auto"/>
-              <w:tl2br w:val="single" w:sz="4" w:space="0" w:color="auto"/>
-              <w:tr2bl w:val="single" w:sz="4" w:space="0" w:color="auto"/>
-            </w:tcBorders>
           </w:tcPr>
           <w:p>
             <w:pPr>
               <w:rPr>
-                <w:rFonts w:ascii="null" w:hAnsi="null"/>
+                <w:rFonts w:ascii="Times New Roman" w:hAnsi="Times New Roman" w:cs="Times New Roman"/>
                 <w:sz w:val="24"/>
               </w:rPr>
             </w:pPr>
             <w:r>
               <w:rPr>
-                <w:rFonts w:ascii="null" w:hAnsi="null"/>
+                <w:rFonts w:ascii="Times New Roman" w:hAnsi="Times New Roman" w:cs="Times New Roman"/>
                 <w:sz w:val="24"/>
               </w:rPr>
               <w:t>R2C2</w:t>
@@ -1333,22 +1209,17 @@
         <w:tc>
           <w:tcPr>
             <w:tcW w:w="2206" w:type="dxa"/>
-            <w:tcBorders>
-              <w:bottom w:val="single" w:sz="4" w:space="0" w:color="auto"/>
-              <w:tl2br w:val="single" w:sz="4" w:space="0" w:color="auto"/>
-              <w:tr2bl w:val="single" w:sz="4" w:space="0" w:color="auto"/>
-            </w:tcBorders>
           </w:tcPr>
           <w:p>
             <w:pPr>
               <w:rPr>
-                <w:rFonts w:ascii="null" w:hAnsi="null"/>
+                <w:rFonts w:ascii="Times New Roman" w:hAnsi="Times New Roman" w:cs="Times New Roman"/>
                 <w:sz w:val="24"/>
               </w:rPr>
             </w:pPr>
             <w:r>
               <w:rPr>
-                <w:rFonts w:ascii="null" w:hAnsi="null"/>
+                <w:rFonts w:ascii="Times New Roman" w:hAnsi="Times New Roman" w:cs="Times New Roman"/>
                 <w:sz w:val="24"/>
               </w:rPr>
               <w:t>R2C3</w:t>
@@ -1358,22 +1229,17 @@
         <w:tc>
           <w:tcPr>
             <w:tcW w:w="2206" w:type="dxa"/>
-            <w:tcBorders>
-              <w:bottom w:val="single" w:sz="4" w:space="0" w:color="auto"/>
-              <w:tl2br w:val="single" w:sz="4" w:space="0" w:color="auto"/>
-              <w:tr2bl w:val="single" w:sz="4" w:space="0" w:color="auto"/>
-            </w:tcBorders>
           </w:tcPr>
           <w:p>
             <w:pPr>
               <w:rPr>
-                <w:rFonts w:ascii="null" w:hAnsi="null"/>
+                <w:rFonts w:ascii="Times New Roman" w:hAnsi="Times New Roman" w:cs="Times New Roman"/>
                 <w:sz w:val="24"/>
               </w:rPr>
             </w:pPr>
             <w:r>
               <w:rPr>
-                <w:rFonts w:ascii="null" w:hAnsi="null"/>
+                <w:rFonts w:ascii="Times New Roman" w:hAnsi="Times New Roman" w:cs="Times New Roman"/>
                 <w:sz w:val="24"/>
               </w:rPr>
               <w:t>R2C4</w:t>
@@ -1383,22 +1249,17 @@
         <w:tc>
           <w:tcPr>
             <w:tcW w:w="2206" w:type="dxa"/>
-            <w:tcBorders>
-              <w:bottom w:val="single" w:sz="4" w:space="0" w:color="auto"/>
-              <w:tl2br w:val="single" w:sz="4" w:space="0" w:color="auto"/>
-              <w:tr2bl w:val="single" w:sz="4" w:space="0" w:color="auto"/>
-            </w:tcBorders>
           </w:tcPr>
           <w:p>
             <w:pPr>
               <w:rPr>
-                <w:rFonts w:ascii="null" w:hAnsi="null"/>
+                <w:rFonts w:ascii="Times New Roman" w:hAnsi="Times New Roman" w:cs="Times New Roman"/>
                 <w:sz w:val="24"/>
               </w:rPr>
             </w:pPr>
             <w:r>
               <w:rPr>
-                <w:rFonts w:ascii="null" w:hAnsi="null"/>
+                <w:rFonts w:ascii="Times New Roman" w:hAnsi="Times New Roman" w:cs="Times New Roman"/>
                 <w:sz w:val="24"/>
               </w:rPr>
               <w:t>R2C5</w:t>
@@ -1408,22 +1269,17 @@
         <w:tc>
           <w:tcPr>
             <w:tcW w:w="2206" w:type="dxa"/>
-            <w:tcBorders>
-              <w:bottom w:val="single" w:sz="4" w:space="0" w:color="auto"/>
-              <w:tl2br w:val="single" w:sz="4" w:space="0" w:color="auto"/>
-              <w:tr2bl w:val="single" w:sz="4" w:space="0" w:color="auto"/>
-            </w:tcBorders>
           </w:tcPr>
           <w:p>
             <w:pPr>
               <w:rPr>
-                <w:rFonts w:ascii="null" w:hAnsi="null"/>
+                <w:rFonts w:ascii="Times New Roman" w:hAnsi="Times New Roman" w:cs="Times New Roman"/>
                 <w:sz w:val="24"/>
               </w:rPr>
             </w:pPr>
             <w:r>
               <w:rPr>
-                <w:rFonts w:ascii="null" w:hAnsi="null"/>
+                <w:rFonts w:ascii="Times New Roman" w:hAnsi="Times New Roman" w:cs="Times New Roman"/>
                 <w:sz w:val="24"/>
               </w:rPr>
               <w:t>R2C6</w:t>
@@ -1435,22 +1291,17 @@
         <w:tc>
           <w:tcPr>
             <w:tcW w:w="2206" w:type="dxa"/>
-            <w:tcBorders>
-              <w:bottom w:val="single" w:sz="4" w:space="0" w:color="auto"/>
-              <w:tl2br w:val="single" w:sz="4" w:space="0" w:color="auto"/>
-              <w:tr2bl w:val="single" w:sz="4" w:space="0" w:color="auto"/>
-            </w:tcBorders>
           </w:tcPr>
           <w:p>
             <w:pPr>
               <w:rPr>
-                <w:rFonts w:ascii="null" w:hAnsi="null"/>
+                <w:rFonts w:ascii="Times New Roman" w:hAnsi="Times New Roman" w:cs="Times New Roman"/>
                 <w:sz w:val="24"/>
               </w:rPr>
             </w:pPr>
             <w:r>
               <w:rPr>
-                <w:rFonts w:ascii="null" w:hAnsi="null"/>
+                <w:rFonts w:ascii="Times New Roman" w:hAnsi="Times New Roman" w:cs="Times New Roman"/>
                 <w:sz w:val="24"/>
               </w:rPr>
               <w:t>R3C1</w:t>
@@ -1460,22 +1311,17 @@
         <w:tc>
           <w:tcPr>
             <w:tcW w:w="2206" w:type="dxa"/>
-            <w:tcBorders>
-              <w:bottom w:val="single" w:sz="4" w:space="0" w:color="auto"/>
-              <w:tl2br w:val="single" w:sz="4" w:space="0" w:color="auto"/>
-              <w:tr2bl w:val="single" w:sz="4" w:space="0" w:color="auto"/>
-            </w:tcBorders>
           </w:tcPr>
           <w:p>
             <w:pPr>
               <w:rPr>
-                <w:rFonts w:ascii="null" w:hAnsi="null"/>
+                <w:rFonts w:ascii="Times New Roman" w:hAnsi="Times New Roman" w:cs="Times New Roman"/>
                 <w:sz w:val="24"/>
               </w:rPr>
             </w:pPr>
             <w:r>
               <w:rPr>
-                <w:rFonts w:ascii="null" w:hAnsi="null"/>
+                <w:rFonts w:ascii="Times New Roman" w:hAnsi="Times New Roman" w:cs="Times New Roman"/>
                 <w:sz w:val="24"/>
               </w:rPr>
               <w:t>R3C2</w:t>
@@ -1485,22 +1331,17 @@
         <w:tc>
           <w:tcPr>
             <w:tcW w:w="2206" w:type="dxa"/>
-            <w:tcBorders>
-              <w:bottom w:val="single" w:sz="4" w:space="0" w:color="auto"/>
-              <w:tl2br w:val="single" w:sz="4" w:space="0" w:color="auto"/>
-              <w:tr2bl w:val="single" w:sz="4" w:space="0" w:color="auto"/>
-            </w:tcBorders>
           </w:tcPr>
           <w:p>
             <w:pPr>
               <w:rPr>
-                <w:rFonts w:ascii="null" w:hAnsi="null"/>
+                <w:rFonts w:ascii="Times New Roman" w:hAnsi="Times New Roman" w:cs="Times New Roman"/>
                 <w:sz w:val="24"/>
               </w:rPr>
             </w:pPr>
             <w:r>
               <w:rPr>
-                <w:rFonts w:ascii="null" w:hAnsi="null"/>
+                <w:rFonts w:ascii="Times New Roman" w:hAnsi="Times New Roman" w:cs="Times New Roman"/>
                 <w:sz w:val="24"/>
               </w:rPr>
               <w:t>R3C3</w:t>
@@ -1510,22 +1351,17 @@
         <w:tc>
           <w:tcPr>
             <w:tcW w:w="2206" w:type="dxa"/>
-            <w:tcBorders>
-              <w:bottom w:val="single" w:sz="4" w:space="0" w:color="auto"/>
-              <w:tl2br w:val="single" w:sz="4" w:space="0" w:color="auto"/>
-              <w:tr2bl w:val="single" w:sz="4" w:space="0" w:color="auto"/>
-            </w:tcBorders>
           </w:tcPr>
           <w:p>
             <w:pPr>
               <w:rPr>
-                <w:rFonts w:ascii="null" w:hAnsi="null"/>
+                <w:rFonts w:ascii="Times New Roman" w:hAnsi="Times New Roman" w:cs="Times New Roman"/>
                 <w:sz w:val="24"/>
               </w:rPr>
             </w:pPr>
             <w:r>
               <w:rPr>
-                <w:rFonts w:ascii="null" w:hAnsi="null"/>
+                <w:rFonts w:ascii="Times New Roman" w:hAnsi="Times New Roman" w:cs="Times New Roman"/>
                 <w:sz w:val="24"/>
               </w:rPr>
               <w:t>R3C4</w:t>
@@ -1535,22 +1371,17 @@
         <w:tc>
           <w:tcPr>
             <w:tcW w:w="2206" w:type="dxa"/>
-            <w:tcBorders>
-              <w:bottom w:val="single" w:sz="4" w:space="0" w:color="auto"/>
-              <w:tl2br w:val="single" w:sz="4" w:space="0" w:color="auto"/>
-              <w:tr2bl w:val="single" w:sz="4" w:space="0" w:color="auto"/>
-            </w:tcBorders>
           </w:tcPr>
           <w:p>
             <w:pPr>
               <w:rPr>
-                <w:rFonts w:ascii="null" w:hAnsi="null"/>
+                <w:rFonts w:ascii="Times New Roman" w:hAnsi="Times New Roman" w:cs="Times New Roman"/>
                 <w:sz w:val="24"/>
               </w:rPr>
             </w:pPr>
             <w:r>
               <w:rPr>
-                <w:rFonts w:ascii="null" w:hAnsi="null"/>
+                <w:rFonts w:ascii="Times New Roman" w:hAnsi="Times New Roman" w:cs="Times New Roman"/>
                 <w:sz w:val="24"/>
               </w:rPr>
               <w:t>R3C5</w:t>
@@ -1560,22 +1391,17 @@
         <w:tc>
           <w:tcPr>
             <w:tcW w:w="2206" w:type="dxa"/>
-            <w:tcBorders>
-              <w:bottom w:val="single" w:sz="4" w:space="0" w:color="auto"/>
-              <w:tl2br w:val="single" w:sz="4" w:space="0" w:color="auto"/>
-              <w:tr2bl w:val="single" w:sz="4" w:space="0" w:color="auto"/>
-            </w:tcBorders>
           </w:tcPr>
           <w:p>
             <w:pPr>
               <w:rPr>
-                <w:rFonts w:ascii="null" w:hAnsi="null"/>
+                <w:rFonts w:ascii="Times New Roman" w:hAnsi="Times New Roman" w:cs="Times New Roman"/>
                 <w:sz w:val="24"/>
               </w:rPr>
             </w:pPr>
             <w:r>
               <w:rPr>
-                <w:rFonts w:ascii="null" w:hAnsi="null"/>
+                <w:rFonts w:ascii="Times New Roman" w:hAnsi="Times New Roman" w:cs="Times New Roman"/>
                 <w:sz w:val="24"/>
               </w:rPr>
               <w:t>R3C6</w:t>
@@ -1587,22 +1413,17 @@
         <w:tc>
           <w:tcPr>
             <w:tcW w:w="2206" w:type="dxa"/>
-            <w:tcBorders>
-              <w:bottom w:val="single" w:sz="4" w:space="0" w:color="auto"/>
-              <w:tl2br w:val="single" w:sz="4" w:space="0" w:color="auto"/>
-              <w:tr2bl w:val="single" w:sz="4" w:space="0" w:color="auto"/>
-            </w:tcBorders>
           </w:tcPr>
           <w:p>
             <w:pPr>
               <w:rPr>
-                <w:rFonts w:ascii="null" w:hAnsi="null"/>
+                <w:rFonts w:ascii="Times New Roman" w:hAnsi="Times New Roman" w:cs="Times New Roman"/>
                 <w:sz w:val="24"/>
               </w:rPr>
             </w:pPr>
             <w:r>
               <w:rPr>
-                <w:rFonts w:ascii="null" w:hAnsi="null"/>
+                <w:rFonts w:ascii="Times New Roman" w:hAnsi="Times New Roman" w:cs="Times New Roman"/>
                 <w:sz w:val="24"/>
               </w:rPr>
               <w:t>R4C1</w:t>
@@ -1612,22 +1433,17 @@
         <w:tc>
           <w:tcPr>
             <w:tcW w:w="2206" w:type="dxa"/>
-            <w:tcBorders>
-              <w:bottom w:val="single" w:sz="4" w:space="0" w:color="auto"/>
-              <w:tl2br w:val="single" w:sz="4" w:space="0" w:color="auto"/>
-              <w:tr2bl w:val="single" w:sz="4" w:space="0" w:color="auto"/>
-            </w:tcBorders>
           </w:tcPr>
           <w:p>
             <w:pPr>
               <w:rPr>
-                <w:rFonts w:ascii="null" w:hAnsi="null"/>
+                <w:rFonts w:ascii="Times New Roman" w:hAnsi="Times New Roman" w:cs="Times New Roman"/>
                 <w:sz w:val="24"/>
               </w:rPr>
             </w:pPr>
             <w:r>
               <w:rPr>
-                <w:rFonts w:ascii="null" w:hAnsi="null"/>
+                <w:rFonts w:ascii="Times New Roman" w:hAnsi="Times New Roman" w:cs="Times New Roman"/>
                 <w:sz w:val="24"/>
               </w:rPr>
               <w:t>R4C2</w:t>
@@ -1637,22 +1453,17 @@
         <w:tc>
           <w:tcPr>
             <w:tcW w:w="2206" w:type="dxa"/>
-            <w:tcBorders>
-              <w:bottom w:val="single" w:sz="4" w:space="0" w:color="auto"/>
-              <w:tl2br w:val="single" w:sz="4" w:space="0" w:color="auto"/>
-              <w:tr2bl w:val="single" w:sz="4" w:space="0" w:color="auto"/>
-            </w:tcBorders>
           </w:tcPr>
           <w:p>
             <w:pPr>
               <w:rPr>
-                <w:rFonts w:ascii="null" w:hAnsi="null"/>
+                <w:rFonts w:ascii="Times New Roman" w:hAnsi="Times New Roman" w:cs="Times New Roman"/>
                 <w:sz w:val="24"/>
               </w:rPr>
             </w:pPr>
             <w:r>
               <w:rPr>
-                <w:rFonts w:ascii="null" w:hAnsi="null"/>
+                <w:rFonts w:ascii="Times New Roman" w:hAnsi="Times New Roman" w:cs="Times New Roman"/>
                 <w:sz w:val="24"/>
               </w:rPr>
               <w:t>R4C3</w:t>
@@ -1662,22 +1473,17 @@
         <w:tc>
           <w:tcPr>
             <w:tcW w:w="2206" w:type="dxa"/>
-            <w:tcBorders>
-              <w:bottom w:val="single" w:sz="4" w:space="0" w:color="auto"/>
-              <w:tl2br w:val="single" w:sz="4" w:space="0" w:color="auto"/>
-              <w:tr2bl w:val="single" w:sz="4" w:space="0" w:color="auto"/>
-            </w:tcBorders>
           </w:tcPr>
           <w:p>
             <w:pPr>
               <w:rPr>
-                <w:rFonts w:ascii="null" w:hAnsi="null"/>
+                <w:rFonts w:ascii="Times New Roman" w:hAnsi="Times New Roman" w:cs="Times New Roman"/>
                 <w:sz w:val="24"/>
               </w:rPr>
             </w:pPr>
             <w:r>
               <w:rPr>
-                <w:rFonts w:ascii="null" w:hAnsi="null"/>
+                <w:rFonts w:ascii="Times New Roman" w:hAnsi="Times New Roman" w:cs="Times New Roman"/>
                 <w:sz w:val="24"/>
               </w:rPr>
               <w:t>R4C4</w:t>
@@ -1687,22 +1493,17 @@
         <w:tc>
           <w:tcPr>
             <w:tcW w:w="2206" w:type="dxa"/>
-            <w:tcBorders>
-              <w:bottom w:val="single" w:sz="4" w:space="0" w:color="auto"/>
-              <w:tl2br w:val="single" w:sz="4" w:space="0" w:color="auto"/>
-              <w:tr2bl w:val="single" w:sz="4" w:space="0" w:color="auto"/>
-            </w:tcBorders>
           </w:tcPr>
           <w:p>
             <w:pPr>
               <w:rPr>
-                <w:rFonts w:ascii="null" w:hAnsi="null"/>
+                <w:rFonts w:ascii="Times New Roman" w:hAnsi="Times New Roman" w:cs="Times New Roman"/>
                 <w:sz w:val="24"/>
               </w:rPr>
             </w:pPr>
             <w:r>
               <w:rPr>
-                <w:rFonts w:ascii="null" w:hAnsi="null"/>
+                <w:rFonts w:ascii="Times New Roman" w:hAnsi="Times New Roman" w:cs="Times New Roman"/>
                 <w:sz w:val="24"/>
               </w:rPr>
               <w:t>R4C5</w:t>
@@ -1712,22 +1513,17 @@
         <w:tc>
           <w:tcPr>
             <w:tcW w:w="2206" w:type="dxa"/>
-            <w:tcBorders>
-              <w:bottom w:val="single" w:sz="4" w:space="0" w:color="auto"/>
-              <w:tl2br w:val="single" w:sz="4" w:space="0" w:color="auto"/>
-              <w:tr2bl w:val="single" w:sz="4" w:space="0" w:color="auto"/>
-            </w:tcBorders>
           </w:tcPr>
           <w:p>
             <w:pPr>
               <w:rPr>
-                <w:rFonts w:ascii="null" w:hAnsi="null"/>
+                <w:rFonts w:ascii="Times New Roman" w:hAnsi="Times New Roman" w:cs="Times New Roman"/>
                 <w:sz w:val="24"/>
               </w:rPr>
             </w:pPr>
             <w:r>
               <w:rPr>
-                <w:rFonts w:ascii="null" w:hAnsi="null"/>
+                <w:rFonts w:ascii="Times New Roman" w:hAnsi="Times New Roman" w:cs="Times New Roman"/>
                 <w:sz w:val="24"/>
               </w:rPr>
               <w:t>R4C6</w:t>
@@ -1739,22 +1535,17 @@
         <w:tc>
           <w:tcPr>
             <w:tcW w:w="2206" w:type="dxa"/>
-            <w:tcBorders>
-              <w:bottom w:val="single" w:sz="4" w:space="0" w:color="auto"/>
-              <w:tl2br w:val="single" w:sz="4" w:space="0" w:color="auto"/>
-              <w:tr2bl w:val="single" w:sz="4" w:space="0" w:color="auto"/>
-            </w:tcBorders>
           </w:tcPr>
           <w:p>
             <w:pPr>
               <w:rPr>
-                <w:rFonts w:ascii="null" w:hAnsi="null"/>
+                <w:rFonts w:ascii="Times New Roman" w:hAnsi="Times New Roman" w:cs="Times New Roman"/>
                 <w:sz w:val="24"/>
               </w:rPr>
             </w:pPr>
             <w:r>
               <w:rPr>
-                <w:rFonts w:ascii="null" w:hAnsi="null"/>
+                <w:rFonts w:ascii="Times New Roman" w:hAnsi="Times New Roman" w:cs="Times New Roman"/>
                 <w:sz w:val="24"/>
               </w:rPr>
               <w:t>R5C1</w:t>
@@ -1764,22 +1555,17 @@
         <w:tc>
           <w:tcPr>
             <w:tcW w:w="2206" w:type="dxa"/>
-            <w:tcBorders>
-              <w:bottom w:val="single" w:sz="4" w:space="0" w:color="auto"/>
-              <w:tl2br w:val="single" w:sz="4" w:space="0" w:color="auto"/>
-              <w:tr2bl w:val="single" w:sz="4" w:space="0" w:color="auto"/>
-            </w:tcBorders>
           </w:tcPr>
           <w:p>
             <w:pPr>
               <w:rPr>
-                <w:rFonts w:ascii="null" w:hAnsi="null"/>
+                <w:rFonts w:ascii="Times New Roman" w:hAnsi="Times New Roman" w:cs="Times New Roman"/>
                 <w:sz w:val="24"/>
               </w:rPr>
             </w:pPr>
             <w:r>
               <w:rPr>
-                <w:rFonts w:ascii="null" w:hAnsi="null"/>
+                <w:rFonts w:ascii="Times New Roman" w:hAnsi="Times New Roman" w:cs="Times New Roman"/>
                 <w:sz w:val="24"/>
               </w:rPr>
               <w:t>R5C2</w:t>
@@ -1789,22 +1575,17 @@
         <w:tc>
           <w:tcPr>
             <w:tcW w:w="2206" w:type="dxa"/>
-            <w:tcBorders>
-              <w:bottom w:val="single" w:sz="4" w:space="0" w:color="auto"/>
-              <w:tl2br w:val="single" w:sz="4" w:space="0" w:color="auto"/>
-              <w:tr2bl w:val="single" w:sz="4" w:space="0" w:color="auto"/>
-            </w:tcBorders>
           </w:tcPr>
           <w:p>
             <w:pPr>
               <w:rPr>
-                <w:rFonts w:ascii="null" w:hAnsi="null"/>
+                <w:rFonts w:ascii="Times New Roman" w:hAnsi="Times New Roman" w:cs="Times New Roman"/>
                 <w:sz w:val="24"/>
               </w:rPr>
             </w:pPr>
             <w:r>
               <w:rPr>
-                <w:rFonts w:ascii="null" w:hAnsi="null"/>
+                <w:rFonts w:ascii="Times New Roman" w:hAnsi="Times New Roman" w:cs="Times New Roman"/>
                 <w:sz w:val="24"/>
               </w:rPr>
               <w:t>R5C3</w:t>
@@ -1814,22 +1595,17 @@
         <w:tc>
           <w:tcPr>
             <w:tcW w:w="2206" w:type="dxa"/>
-            <w:tcBorders>
-              <w:bottom w:val="single" w:sz="4" w:space="0" w:color="auto"/>
-              <w:tl2br w:val="single" w:sz="4" w:space="0" w:color="auto"/>
-              <w:tr2bl w:val="single" w:sz="4" w:space="0" w:color="auto"/>
-            </w:tcBorders>
           </w:tcPr>
           <w:p>
             <w:pPr>
               <w:rPr>
-                <w:rFonts w:ascii="null" w:hAnsi="null"/>
+                <w:rFonts w:ascii="Times New Roman" w:hAnsi="Times New Roman" w:cs="Times New Roman"/>
                 <w:sz w:val="24"/>
               </w:rPr>
             </w:pPr>
             <w:r>
               <w:rPr>
-                <w:rFonts w:ascii="null" w:hAnsi="null"/>
+                <w:rFonts w:ascii="Times New Roman" w:hAnsi="Times New Roman" w:cs="Times New Roman"/>
                 <w:sz w:val="24"/>
               </w:rPr>
               <w:t>R5C4</w:t>
@@ -1839,22 +1615,17 @@
         <w:tc>
           <w:tcPr>
             <w:tcW w:w="2206" w:type="dxa"/>
-            <w:tcBorders>
-              <w:bottom w:val="single" w:sz="4" w:space="0" w:color="auto"/>
-              <w:tl2br w:val="single" w:sz="4" w:space="0" w:color="auto"/>
-              <w:tr2bl w:val="single" w:sz="4" w:space="0" w:color="auto"/>
-            </w:tcBorders>
           </w:tcPr>
           <w:p>
             <w:pPr>
               <w:rPr>
-                <w:rFonts w:ascii="null" w:hAnsi="null"/>
+                <w:rFonts w:ascii="Times New Roman" w:hAnsi="Times New Roman" w:cs="Times New Roman"/>
                 <w:sz w:val="24"/>
               </w:rPr>
             </w:pPr>
             <w:r>
               <w:rPr>
-                <w:rFonts w:ascii="null" w:hAnsi="null"/>
+                <w:rFonts w:ascii="Times New Roman" w:hAnsi="Times New Roman" w:cs="Times New Roman"/>
                 <w:sz w:val="24"/>
               </w:rPr>
               <w:t>R5C5</w:t>
@@ -1864,22 +1635,17 @@
         <w:tc>
           <w:tcPr>
             <w:tcW w:w="2206" w:type="dxa"/>
-            <w:tcBorders>
-              <w:bottom w:val="single" w:sz="4" w:space="0" w:color="auto"/>
-              <w:tl2br w:val="single" w:sz="4" w:space="0" w:color="auto"/>
-              <w:tr2bl w:val="single" w:sz="4" w:space="0" w:color="auto"/>
-            </w:tcBorders>
           </w:tcPr>
           <w:p>
             <w:pPr>
               <w:rPr>
-                <w:rFonts w:ascii="null" w:hAnsi="null"/>
+                <w:rFonts w:ascii="Times New Roman" w:hAnsi="Times New Roman" w:cs="Times New Roman"/>
                 <w:sz w:val="24"/>
               </w:rPr>
             </w:pPr>
             <w:r>
               <w:rPr>
-                <w:rFonts w:ascii="null" w:hAnsi="null"/>
+                <w:rFonts w:ascii="Times New Roman" w:hAnsi="Times New Roman" w:cs="Times New Roman"/>
                 <w:sz w:val="24"/>
               </w:rPr>
               <w:t>R5C6</w:t>
@@ -1891,21 +1657,17 @@
         <w:tc>
           <w:tcPr>
             <w:tcW w:w="2206" w:type="dxa"/>
-            <w:tcBorders>
-              <w:tl2br w:val="single" w:sz="4" w:space="0" w:color="auto"/>
-              <w:tr2bl w:val="single" w:sz="4" w:space="0" w:color="auto"/>
-            </w:tcBorders>
           </w:tcPr>
           <w:p>
             <w:pPr>
               <w:rPr>
-                <w:rFonts w:ascii="null" w:hAnsi="null"/>
+                <w:rFonts w:ascii="Times New Roman" w:hAnsi="Times New Roman" w:cs="Times New Roman"/>
                 <w:sz w:val="24"/>
               </w:rPr>
             </w:pPr>
             <w:r>
               <w:rPr>
-                <w:rFonts w:ascii="null" w:hAnsi="null"/>
+                <w:rFonts w:ascii="Times New Roman" w:hAnsi="Times New Roman" w:cs="Times New Roman"/>
                 <w:sz w:val="24"/>
               </w:rPr>
               <w:t>R6C1</w:t>
@@ -1915,21 +1677,17 @@
         <w:tc>
           <w:tcPr>
             <w:tcW w:w="2206" w:type="dxa"/>
-            <w:tcBorders>
-              <w:tl2br w:val="single" w:sz="4" w:space="0" w:color="auto"/>
-              <w:tr2bl w:val="single" w:sz="4" w:space="0" w:color="auto"/>
-            </w:tcBorders>
           </w:tcPr>
           <w:p>
             <w:pPr>
               <w:rPr>
-                <w:rFonts w:ascii="null" w:hAnsi="null"/>
+                <w:rFonts w:ascii="Times New Roman" w:hAnsi="Times New Roman" w:cs="Times New Roman"/>
                 <w:sz w:val="24"/>
               </w:rPr>
             </w:pPr>
             <w:r>
               <w:rPr>
-                <w:rFonts w:ascii="null" w:hAnsi="null"/>
+                <w:rFonts w:ascii="Times New Roman" w:hAnsi="Times New Roman" w:cs="Times New Roman"/>
                 <w:sz w:val="24"/>
               </w:rPr>
               <w:t>R6C2</w:t>
@@ -1939,21 +1697,17 @@
         <w:tc>
           <w:tcPr>
             <w:tcW w:w="2206" w:type="dxa"/>
-            <w:tcBorders>
-              <w:tl2br w:val="single" w:sz="4" w:space="0" w:color="auto"/>
-              <w:tr2bl w:val="single" w:sz="4" w:space="0" w:color="auto"/>
-            </w:tcBorders>
           </w:tcPr>
           <w:p>
             <w:pPr>
               <w:rPr>
-                <w:rFonts w:ascii="null" w:hAnsi="null"/>
+                <w:rFonts w:ascii="Times New Roman" w:hAnsi="Times New Roman" w:cs="Times New Roman"/>
                 <w:sz w:val="24"/>
               </w:rPr>
             </w:pPr>
             <w:r>
               <w:rPr>
-                <w:rFonts w:ascii="null" w:hAnsi="null"/>
+                <w:rFonts w:ascii="Times New Roman" w:hAnsi="Times New Roman" w:cs="Times New Roman"/>
                 <w:sz w:val="24"/>
               </w:rPr>
               <w:t>R6C3</w:t>
@@ -1963,21 +1717,17 @@
         <w:tc>
           <w:tcPr>
             <w:tcW w:w="2206" w:type="dxa"/>
-            <w:tcBorders>
-              <w:tl2br w:val="single" w:sz="4" w:space="0" w:color="auto"/>
-              <w:tr2bl w:val="single" w:sz="4" w:space="0" w:color="auto"/>
-            </w:tcBorders>
           </w:tcPr>
           <w:p>
             <w:pPr>
               <w:rPr>
-                <w:rFonts w:ascii="null" w:hAnsi="null"/>
+                <w:rFonts w:ascii="Times New Roman" w:hAnsi="Times New Roman" w:cs="Times New Roman"/>
                 <w:sz w:val="24"/>
               </w:rPr>
             </w:pPr>
             <w:r>
               <w:rPr>
-                <w:rFonts w:ascii="null" w:hAnsi="null"/>
+                <w:rFonts w:ascii="Times New Roman" w:hAnsi="Times New Roman" w:cs="Times New Roman"/>
                 <w:sz w:val="24"/>
               </w:rPr>
               <w:t>R6C4</w:t>
@@ -1987,21 +1737,17 @@
         <w:tc>
           <w:tcPr>
             <w:tcW w:w="2206" w:type="dxa"/>
-            <w:tcBorders>
-              <w:tl2br w:val="single" w:sz="4" w:space="0" w:color="auto"/>
-              <w:tr2bl w:val="single" w:sz="4" w:space="0" w:color="auto"/>
-            </w:tcBorders>
           </w:tcPr>
           <w:p>
             <w:pPr>
               <w:rPr>
-                <w:rFonts w:ascii="null" w:hAnsi="null"/>
+                <w:rFonts w:ascii="Times New Roman" w:hAnsi="Times New Roman" w:cs="Times New Roman"/>
                 <w:sz w:val="24"/>
               </w:rPr>
             </w:pPr>
             <w:r>
               <w:rPr>
-                <w:rFonts w:ascii="null" w:hAnsi="null"/>
+                <w:rFonts w:ascii="Times New Roman" w:hAnsi="Times New Roman" w:cs="Times New Roman"/>
                 <w:sz w:val="24"/>
               </w:rPr>
               <w:t>R6C5</w:t>
@@ -2011,21 +1757,17 @@
         <w:tc>
           <w:tcPr>
             <w:tcW w:w="2206" w:type="dxa"/>
-            <w:tcBorders>
-              <w:tl2br w:val="single" w:sz="4" w:space="0" w:color="auto"/>
-              <w:tr2bl w:val="single" w:sz="4" w:space="0" w:color="auto"/>
-            </w:tcBorders>
           </w:tcPr>
           <w:p>
             <w:pPr>
               <w:rPr>
-                <w:rFonts w:ascii="null" w:hAnsi="null"/>
+                <w:rFonts w:ascii="Times New Roman" w:hAnsi="Times New Roman" w:cs="Times New Roman"/>
                 <w:sz w:val="24"/>
               </w:rPr>
             </w:pPr>
             <w:r>
               <w:rPr>
-                <w:rFonts w:ascii="null" w:hAnsi="null"/>
+                <w:rFonts w:ascii="Times New Roman" w:hAnsi="Times New Roman" w:cs="Times New Roman"/>
                 <w:sz w:val="24"/>
               </w:rPr>
               <w:t>R6C6</w:t>
@@ -2038,13 +1780,13 @@
       <w:pPr>
         <w:pStyle w:val="1"/>
         <w:rPr>
-          <w:rFonts w:ascii="null" w:hAnsi="null"/>
+          <w:rFonts w:ascii="Times New Roman" w:hAnsi="Times New Roman" w:cs="Times New Roman"/>
           <w:sz w:val="32"/>
         </w:rPr>
       </w:pPr>
       <w:r>
         <w:rPr>
-          <w:rFonts w:ascii="null" w:hAnsi="null"/>
+          <w:rFonts w:ascii="Times New Roman" w:hAnsi="Times New Roman" w:cs="Times New Roman"/>
           <w:sz w:val="32"/>
         </w:rPr>
         <w:t>6. Дополнительные элементы</w:t>
@@ -2053,13 +1795,13 @@
     <w:p>
       <w:pPr>
         <w:rPr>
-          <w:rFonts w:ascii="null" w:hAnsi="null"/>
+          <w:rFonts w:ascii="Times New Roman" w:hAnsi="Times New Roman" w:cs="Times New Roman"/>
           <w:sz w:val="24"/>
         </w:rPr>
       </w:pPr>
       <w:r>
         <w:rPr>
-          <w:rFonts w:ascii="null" w:hAnsi="null"/>
+          <w:rFonts w:ascii="Times New Roman" w:hAnsi="Times New Roman" w:cs="Times New Roman"/>
           <w:sz w:val="24"/>
         </w:rPr>
         <w:t>Ссылка: https://example.com</w:t>
@@ -2068,14 +1810,14 @@
     <w:p>
       <w:pPr>
         <w:rPr>
-          <w:rFonts w:ascii="null" w:hAnsi="null"/>
+          <w:rFonts w:ascii="Times New Roman" w:hAnsi="Times New Roman" w:cs="Times New Roman"/>
           <w:sz w:val="24"/>
           <w:lang w:val="ru-RU"/>
         </w:rPr>
       </w:pPr>
       <w:r>
         <w:rPr>
-          <w:rFonts w:ascii="null" w:hAnsi="null"/>
+          <w:rFonts w:ascii="Times New Roman" w:hAnsi="Times New Roman" w:cs="Times New Roman"/>
           <w:sz w:val="24"/>
           <w:lang w:val="ru-RU"/>
         </w:rPr>
@@ -2083,7 +1825,7 @@
       </w:r>
       <w:r>
         <w:rPr>
-          <w:rFonts w:ascii="null" w:hAnsi="null"/>
+          <w:rFonts w:ascii="Times New Roman" w:hAnsi="Times New Roman" w:cs="Times New Roman"/>
           <w:sz w:val="24"/>
           <w:lang w:val="ru-RU"/>
         </w:rPr>
@@ -2091,7 +1833,7 @@
       </w:r>
       <w:r>
         <w:rPr>
-          <w:rFonts w:ascii="null" w:hAnsi="null"/>
+          <w:rFonts w:ascii="Times New Roman" w:hAnsi="Times New Roman" w:cs="Times New Roman"/>
           <w:sz w:val="24"/>
           <w:lang w:val="ru-RU"/>
         </w:rPr>
@@ -2099,7 +1841,7 @@
       </w:r>
       <w:r>
         <w:rPr>
-          <w:rFonts w:ascii="null" w:hAnsi="null"/>
+          <w:rFonts w:ascii="Times New Roman" w:hAnsi="Times New Roman" w:cs="Times New Roman"/>
           <w:sz w:val="24"/>
           <w:lang w:val="ru-RU"/>
         </w:rPr>
@@ -2107,7 +1849,7 @@
       </w:r>
       <w:r>
         <w:rPr>
-          <w:rFonts w:ascii="null" w:hAnsi="null"/>
+          <w:rFonts w:ascii="Times New Roman" w:hAnsi="Times New Roman" w:cs="Times New Roman"/>
           <w:sz w:val="24"/>
           <w:lang w:val="ru-RU"/>
         </w:rPr>
@@ -2115,7 +1857,7 @@
       </w:r>
       <w:r>
         <w:rPr>
-          <w:rFonts w:ascii="null" w:hAnsi="null"/>
+          <w:rFonts w:ascii="Times New Roman" w:hAnsi="Times New Roman" w:cs="Times New Roman"/>
           <w:sz w:val="24"/>
           <w:lang w:val="ru-RU"/>
         </w:rPr>
@@ -2123,7 +1865,7 @@
       </w:r>
       <w:r>
         <w:rPr>
-          <w:rFonts w:ascii="null" w:hAnsi="null"/>
+          <w:rFonts w:ascii="Times New Roman" w:hAnsi="Times New Roman" w:cs="Times New Roman"/>
           <w:sz w:val="24"/>
           <w:lang w:val="ru-RU"/>
         </w:rPr>
@@ -2131,7 +1873,7 @@
       </w:r>
       <w:r>
         <w:rPr>
-          <w:rFonts w:ascii="null" w:hAnsi="null"/>
+          <w:rFonts w:ascii="Times New Roman" w:hAnsi="Times New Roman" w:cs="Times New Roman"/>
           <w:sz w:val="24"/>
           <w:lang w:val="ru-RU"/>
         </w:rPr>
@@ -2139,7 +1881,7 @@
       </w:r>
       <w:r>
         <w:rPr>
-          <w:rFonts w:ascii="null" w:hAnsi="null"/>
+          <w:rFonts w:ascii="Times New Roman" w:hAnsi="Times New Roman" w:cs="Times New Roman"/>
           <w:sz w:val="24"/>
           <w:lang w:val="ru-RU"/>
         </w:rPr>
@@ -2149,21 +1891,21 @@
     <w:p>
       <w:pPr>
         <w:rPr>
-          <w:rFonts w:ascii="null" w:hAnsi="null"/>
+          <w:rFonts w:ascii="Times New Roman" w:hAnsi="Times New Roman" w:cs="Times New Roman"/>
           <w:sz w:val="24"/>
           <w:lang w:val="ru-RU"/>
         </w:rPr>
       </w:pPr>
       <w:r>
         <w:rPr>
-          <w:rFonts w:ascii="null" w:hAnsi="null"/>
+          <w:rFonts w:ascii="Times New Roman" w:hAnsi="Times New Roman" w:cs="Times New Roman"/>
           <w:sz w:val="24"/>
         </w:rPr>
         <w:t>English</w:t>
       </w:r>
       <w:r>
         <w:rPr>
-          <w:rFonts w:ascii="null" w:hAnsi="null"/>
+          <w:rFonts w:ascii="Times New Roman" w:hAnsi="Times New Roman" w:cs="Times New Roman"/>
           <w:sz w:val="24"/>
           <w:lang w:val="ru-RU"/>
         </w:rPr>
@@ -2171,14 +1913,14 @@
       </w:r>
       <w:r>
         <w:rPr>
-          <w:rFonts w:ascii="null" w:hAnsi="null"/>
+          <w:rFonts w:ascii="Times New Roman" w:hAnsi="Times New Roman" w:cs="Times New Roman"/>
           <w:sz w:val="24"/>
         </w:rPr>
         <w:t>text</w:t>
       </w:r>
       <w:r>
         <w:rPr>
-          <w:rFonts w:ascii="null" w:hAnsi="null"/>
+          <w:rFonts w:ascii="Times New Roman" w:hAnsi="Times New Roman" w:cs="Times New Roman"/>
           <w:sz w:val="24"/>
           <w:lang w:val="ru-RU"/>
         </w:rPr>
@@ -2186,14 +1928,14 @@
       </w:r>
       <w:r>
         <w:rPr>
-          <w:rFonts w:ascii="null" w:hAnsi="null"/>
+          <w:rFonts w:ascii="Times New Roman" w:hAnsi="Times New Roman" w:cs="Times New Roman"/>
           <w:sz w:val="24"/>
         </w:rPr>
         <w:t>中文文本</w:t>
       </w:r>
       <w:r>
         <w:rPr>
-          <w:rFonts w:ascii="null" w:hAnsi="null"/>
+          <w:rFonts w:ascii="Times New Roman" w:hAnsi="Times New Roman" w:cs="Times New Roman"/>
           <w:sz w:val="24"/>
           <w:lang w:val="ru-RU"/>
         </w:rPr>
@@ -2217,14 +1959,14 @@
       <w:pPr>
         <w:pStyle w:val="1"/>
         <w:rPr>
-          <w:rFonts w:ascii="null" w:hAnsi="null"/>
+          <w:rFonts w:ascii="Times New Roman" w:hAnsi="Times New Roman" w:cs="Times New Roman"/>
           <w:sz w:val="32"/>
           <w:lang w:val="ru-RU"/>
         </w:rPr>
       </w:pPr>
       <w:r>
         <w:rPr>
-          <w:rFonts w:ascii="null" w:hAnsi="null"/>
+          <w:rFonts w:ascii="Times New Roman" w:hAnsi="Times New Roman" w:cs="Times New Roman"/>
           <w:sz w:val="32"/>
           <w:lang w:val="ru-RU"/>
         </w:rPr>
@@ -2235,13 +1977,13 @@
     <w:p>
       <w:pPr>
         <w:rPr>
-          <w:rFonts w:ascii="null" w:hAnsi="null"/>
+          <w:rFonts w:ascii="Times New Roman" w:hAnsi="Times New Roman" w:cs="Times New Roman"/>
           <w:sz w:val="24"/>
         </w:rPr>
       </w:pPr>
       <w:r>
         <w:rPr>
-          <w:rFonts w:ascii="null" w:hAnsi="null"/>
+          <w:rFonts w:ascii="Times New Roman" w:hAnsi="Times New Roman" w:cs="Times New Roman"/>
           <w:sz w:val="24"/>
         </w:rPr>
         <w:t>Документ завершен.</w:t>
